--- a/docs/downloads/05-five-day-plan.docx
+++ b/docs/downloads/05-five-day-plan.docx
@@ -58,7 +58,7 @@
               <a:graphicData uri="http://schemas.openxmlformats.org/drawingml/2006/picture">
                 <pic:pic>
                   <pic:nvPicPr>
-                    <pic:cNvPr descr="/tmp/tmpb7fcviaa/05-five-day-plan-1.png" id="22" name="Picture"/>
+                    <pic:cNvPr descr="/tmp/tmpm33eht53/05-five-day-plan-1.png" id="22" name="Picture"/>
                     <pic:cNvPicPr>
                       <a:picLocks noChangeArrowheads="1" noChangeAspect="1"/>
                     </pic:cNvPicPr>
@@ -239,7 +239,7 @@
               <a:graphicData uri="http://schemas.openxmlformats.org/drawingml/2006/picture">
                 <pic:pic>
                   <pic:nvPicPr>
-                    <pic:cNvPr descr="/tmp/tmpb7fcviaa/05-five-day-plan-2.png" id="26" name="Picture"/>
+                    <pic:cNvPr descr="/tmp/tmpm33eht53/05-five-day-plan-2.png" id="26" name="Picture"/>
                     <pic:cNvPicPr>
                       <a:picLocks noChangeArrowheads="1" noChangeAspect="1"/>
                     </pic:cNvPicPr>

--- a/docs/downloads/05-five-day-plan.docx
+++ b/docs/downloads/05-five-day-plan.docx
@@ -58,7 +58,7 @@
               <a:graphicData uri="http://schemas.openxmlformats.org/drawingml/2006/picture">
                 <pic:pic>
                   <pic:nvPicPr>
-                    <pic:cNvPr descr="/tmp/tmpm33eht53/05-five-day-plan-1.png" id="22" name="Picture"/>
+                    <pic:cNvPr descr="/tmp/tmp57pkfi58/05-five-day-plan-1.png" id="22" name="Picture"/>
                     <pic:cNvPicPr>
                       <a:picLocks noChangeArrowheads="1" noChangeAspect="1"/>
                     </pic:cNvPicPr>
@@ -239,7 +239,7 @@
               <a:graphicData uri="http://schemas.openxmlformats.org/drawingml/2006/picture">
                 <pic:pic>
                   <pic:nvPicPr>
-                    <pic:cNvPr descr="/tmp/tmpm33eht53/05-five-day-plan-2.png" id="26" name="Picture"/>
+                    <pic:cNvPr descr="/tmp/tmp57pkfi58/05-five-day-plan-2.png" id="26" name="Picture"/>
                     <pic:cNvPicPr>
                       <a:picLocks noChangeArrowheads="1" noChangeAspect="1"/>
                     </pic:cNvPicPr>
